--- a/dist/SUBMISSION_FINAL/Thesis_LuanAn/chuong_3_phuong_phap.docx
+++ b/dist/SUBMISSION_FINAL/Thesis_LuanAn/chuong_3_phuong_phap.docx
@@ -143,7 +143,7 @@
     </w:p>
     <w:bookmarkEnd w:id="22"/>
     <w:bookmarkEnd w:id="23"/>
-    <w:bookmarkStart w:id="27" w:name="giai-đoạn-1-phân-tích-tổng-hợp-1982-2026"/>
+    <w:bookmarkStart w:id="28" w:name="giai-đoạn-1-phân-tích-tổng-hợp-1982-2026"/>
     <w:p>
       <w:pPr>
         <w:pStyle w:val="Heading2"/>
@@ -365,8 +365,956 @@
       </w:r>
     </w:p>
     <w:bookmarkEnd w:id="26"/>
+    <w:bookmarkStart w:id="27" w:name="Xa6cbd3da0aff850ffd1ce39357f1bb2349d5e5e"/>
+    <w:p>
+      <w:pPr>
+        <w:pStyle w:val="Heading3"/>
+      </w:pPr>
+      <w:r>
+        <w:t xml:space="preserve">3.2.4 Quy trình trích xuất dữ liệu hỗ trợ bằng mô hình ngôn ngữ lớn và chuỗi quy đổi hiệu ứng</w:t>
+      </w:r>
+    </w:p>
+    <w:p>
+      <w:pPr>
+        <w:pStyle w:val="FirstParagraph"/>
+      </w:pPr>
+      <w:r>
+        <w:rPr>
+          <w:bCs/>
+          <w:b/>
+        </w:rPr>
+        <w:t xml:space="preserve">Bối cảnh phương pháp luận.</w:t>
+      </w:r>
+      <w:r>
+        <w:t xml:space="preserve"> </w:t>
+      </w:r>
+      <w:r>
+        <w:t xml:space="preserve">Trích xuất dữ liệu trong tổng quan hệ thống là khâu tốn công và dễ sai sót; rà soát của Mathes và cộng sự (2017) ghi nhận lỗi trích xuất có thể đáng kể và ảnh hưởng tới ước lượng độ lớn hiệu ứng. Hướng</w:t>
+      </w:r>
+      <w:r>
+        <w:t xml:space="preserve"> </w:t>
+      </w:r>
+      <w:r>
+        <w:rPr>
+          <w:iCs/>
+          <w:i/>
+        </w:rPr>
+        <w:t xml:space="preserve">tự động hóa tổng quan hệ thống</w:t>
+      </w:r>
+      <w:r>
+        <w:t xml:space="preserve"> </w:t>
+      </w:r>
+      <w:r>
+        <w:t xml:space="preserve">đã hình thành để giảm gánh nặng này (Tsafnat et al., 2014; Marshall &amp; Wallace, 2019), trong đó tự động hóa riêng khâu trích xuất dữ liệu được khảo sát có hệ thống bởi Jonnalagadda và cộng sự (2015). Các hướng dẫn phương pháp luận nhất quán nhấn mạnh rằng tự động hóa chỉ đóng vai</w:t>
+      </w:r>
+      <w:r>
+        <w:t xml:space="preserve"> </w:t>
+      </w:r>
+      <w:r>
+        <w:rPr>
+          <w:bCs/>
+          <w:b/>
+        </w:rPr>
+        <w:t xml:space="preserve">hỗ trợ</w:t>
+      </w:r>
+      <w:r>
+        <w:t xml:space="preserve"> </w:t>
+      </w:r>
+      <w:r>
+        <w:t xml:space="preserve">chứ không thay thế phán đoán của nhà nghiên cứu — nguyên lý</w:t>
+      </w:r>
+      <w:r>
+        <w:t xml:space="preserve"> </w:t>
+      </w:r>
+      <w:r>
+        <w:rPr>
+          <w:bCs/>
+          <w:b/>
+        </w:rPr>
+        <w:t xml:space="preserve">con người trong vòng lặp (human-in-the-loop, HITL)</w:t>
+      </w:r>
+      <w:r>
+        <w:t xml:space="preserve">. Bằng chứng thử nghiệm gần đây từ Gartlehner và cộng sự (2024) cho thấy mô hình ngôn ngữ lớn có thể hỗ trợ trích xuất bằng chứng với độ chính xác hứa hẹn khi áp dụng cùng giám sát chuyên môn.</w:t>
+      </w:r>
+    </w:p>
+    <w:p>
+      <w:pPr>
+        <w:pStyle w:val="BodyText"/>
+      </w:pPr>
+      <w:r>
+        <w:rPr>
+          <w:bCs/>
+          <w:b/>
+        </w:rPr>
+        <w:t xml:space="preserve">Quy trình trích xuất.</w:t>
+      </w:r>
+      <w:r>
+        <w:t xml:space="preserve"> </w:t>
+      </w:r>
+      <w:r>
+        <w:t xml:space="preserve">Luận án vận hành một quy trình trích xuất ba bước theo HITL: (1)</w:t>
+      </w:r>
+      <w:r>
+        <w:t xml:space="preserve"> </w:t>
+      </w:r>
+      <w:r>
+        <w:rPr>
+          <w:bCs/>
+          <w:b/>
+        </w:rPr>
+        <w:t xml:space="preserve">Bản nháp tự động</w:t>
+      </w:r>
+      <w:r>
+        <w:t xml:space="preserve"> </w:t>
+      </w:r>
+      <w:r>
+        <w:t xml:space="preserve">— một mô hình ngôn ngữ lớn (xem Supplement S-MAIDA cho cấu hình mô hình, prompt template và phiên bản) hoặc bộ quy tắc biểu thức chính quy đọc PDF nguồn và đề xuất bản nháp gồm cỡ mẫu</w:t>
+      </w:r>
+      <w:r>
+        <w:t xml:space="preserve"> </w:t>
+      </w:r>
+      <m:oMath>
+        <m:r>
+          <m:t>N</m:t>
+        </m:r>
+      </m:oMath>
+      <w:r>
+        <w:t xml:space="preserve">, hệ số hiệu ứng (Pearson</w:t>
+      </w:r>
+      <w:r>
+        <w:t xml:space="preserve"> </w:t>
+      </w:r>
+      <m:oMath>
+        <m:r>
+          <m:t>r</m:t>
+        </m:r>
+      </m:oMath>
+      <w:r>
+        <w:t xml:space="preserve">,</w:t>
+      </w:r>
+      <w:r>
+        <w:t xml:space="preserve"> </w:t>
+      </w:r>
+      <m:oMath>
+        <m:r>
+          <m:t>β</m:t>
+        </m:r>
+      </m:oMath>
+      <w:r>
+        <w:t xml:space="preserve">,</w:t>
+      </w:r>
+      <w:r>
+        <w:t xml:space="preserve"> </w:t>
+      </w:r>
+      <m:oMath>
+        <m:r>
+          <m:t>t</m:t>
+        </m:r>
+      </m:oMath>
+      <w:r>
+        <w:t xml:space="preserve">,</w:t>
+      </w:r>
+      <w:r>
+        <w:t xml:space="preserve"> </w:t>
+      </w:r>
+      <m:oMath>
+        <m:r>
+          <m:t>F</m:t>
+        </m:r>
+      </m:oMath>
+      <w:r>
+        <w:t xml:space="preserve">), bậc tự do, vị trí trang/bảng, kèm đoạn trích nguyên văn. (2)</w:t>
+      </w:r>
+      <w:r>
+        <w:t xml:space="preserve"> </w:t>
+      </w:r>
+      <w:r>
+        <w:rPr>
+          <w:bCs/>
+          <w:b/>
+        </w:rPr>
+        <w:t xml:space="preserve">Rà soát thủ công</w:t>
+      </w:r>
+      <w:r>
+        <w:t xml:space="preserve"> </w:t>
+      </w:r>
+      <w:r>
+        <w:t xml:space="preserve">— nghiên cứu sinh đối chiếu từng đại lượng với PDF nguồn, hiệu chỉnh nếu cần và xác nhận; mọi sửa đổi được ghi vết. (3)</w:t>
+      </w:r>
+      <w:r>
+        <w:t xml:space="preserve"> </w:t>
+      </w:r>
+      <w:r>
+        <w:rPr>
+          <w:bCs/>
+          <w:b/>
+        </w:rPr>
+        <w:t xml:space="preserve">Khóa bản ghi</w:t>
+      </w:r>
+      <w:r>
+        <w:t xml:space="preserve"> </w:t>
+      </w:r>
+      <w:r>
+        <w:t xml:space="preserve">— sau xác nhận, bản ghi được khóa kèm dấu thời gian, tạo vết kiểm toán cho từng quyết định trích xuất. Vai trò của tự động hóa là rút ngắn thời gian; trách nhiệm cuối cùng về tính hợp lệ của mỗi số liệu vẫn thuộc về nghiên cứu sinh, do đó kết luận phân tích tổng hợp không phụ thuộc vào mức độ tự động hóa của bước nháp.</w:t>
+      </w:r>
+    </w:p>
+    <w:p>
+      <w:pPr>
+        <w:pStyle w:val="BodyText"/>
+      </w:pPr>
+      <w:r>
+        <w:rPr>
+          <w:bCs/>
+          <w:b/>
+        </w:rPr>
+        <w:t xml:space="preserve">Đánh giá chất lượng và tính tái lập.</w:t>
+      </w:r>
+      <w:r>
+        <w:t xml:space="preserve"> </w:t>
+      </w:r>
+      <w:r>
+        <w:t xml:space="preserve">Để xác minh chất lượng quy trình, một tập gold-standard gồm các nghiên cứu được trích xuất hoàn toàn thủ công bởi một mã hóa viên độc lập làm tham chiếu; bản nháp tự động được so sánh với tham chiếu này trên các đại lượng cốt lõi (</w:t>
+      </w:r>
+      <m:oMath>
+        <m:r>
+          <m:t>N</m:t>
+        </m:r>
+      </m:oMath>
+      <w:r>
+        <w:t xml:space="preserve">,</w:t>
+      </w:r>
+      <w:r>
+        <w:t xml:space="preserve"> </w:t>
+      </w:r>
+      <m:oMath>
+        <m:r>
+          <m:t>r</m:t>
+        </m:r>
+      </m:oMath>
+      <w:r>
+        <w:t xml:space="preserve">/</w:t>
+      </w:r>
+      <m:oMath>
+        <m:r>
+          <m:t>β</m:t>
+        </m:r>
+      </m:oMath>
+      <w:r>
+        <w:t xml:space="preserve">,</w:t>
+      </w:r>
+      <w:r>
+        <w:t xml:space="preserve"> </w:t>
+      </w:r>
+      <m:oMath>
+        <m:r>
+          <m:t>d</m:t>
+        </m:r>
+        <m:r>
+          <m:t>f</m:t>
+        </m:r>
+      </m:oMath>
+      <w:r>
+        <w:t xml:space="preserve">). Các chỉ số tin cậy (Cohen’s</w:t>
+      </w:r>
+      <w:r>
+        <w:t xml:space="preserve"> </w:t>
+      </w:r>
+      <m:oMath>
+        <m:r>
+          <m:t>κ</m:t>
+        </m:r>
+      </m:oMath>
+      <w:r>
+        <w:t xml:space="preserve"> </w:t>
+      </w:r>
+      <w:r>
+        <w:t xml:space="preserve">cho mã phân loại; phần trăm đồng nhất số trong khoảng dung sai 5% cho đại lượng số) và phân tích lỗi theo loại đại lượng được báo cáo trong Supplement S-MAIDA. Vì bước nháp bằng mô hình ngôn ngữ lớn không mang tính tất định, tính tái lập của nghiên cứu được bảo đảm không phải qua việc chạy lại bước nháp mà qua tập dữ liệu đã rà soát và khóa, công bố công khai trên OSF (https://osf.io/z37kn) cùng codebook và quy trình mã hóa.</w:t>
+      </w:r>
+    </w:p>
+    <w:p>
+      <w:pPr>
+        <w:pStyle w:val="BodyText"/>
+      </w:pPr>
+      <w:r>
+        <w:rPr>
+          <w:bCs/>
+          <w:b/>
+        </w:rPr>
+        <w:t xml:space="preserve">Chuỗi quy đổi về</w:t>
+      </w:r>
+      <w:r>
+        <w:rPr>
+          <w:bCs/>
+          <w:b/>
+        </w:rPr>
+        <w:t xml:space="preserve"> </w:t>
+      </w:r>
+      <m:oMath>
+        <m:r>
+          <m:t>r</m:t>
+        </m:r>
+      </m:oMath>
+      <w:r>
+        <w:rPr>
+          <w:bCs/>
+          <w:b/>
+        </w:rPr>
+        <w:t xml:space="preserve">.</w:t>
+      </w:r>
+      <w:r>
+        <w:t xml:space="preserve"> </w:t>
+      </w:r>
+      <w:r>
+        <w:t xml:space="preserve">Khi Pearson</w:t>
+      </w:r>
+      <w:r>
+        <w:t xml:space="preserve"> </w:t>
+      </w:r>
+      <m:oMath>
+        <m:r>
+          <m:t>r</m:t>
+        </m:r>
+      </m:oMath>
+      <w:r>
+        <w:t xml:space="preserve"> </w:t>
+      </w:r>
+      <w:r>
+        <w:t xml:space="preserve">không được báo cáo trực tiếp, áp dụng chuỗi quy đổi theo thứ tự ưu tiên về độ chính xác thống kê (Borenstein et al., 2009):</w:t>
+      </w:r>
+    </w:p>
+    <w:tbl>
+      <w:tblPr>
+        <w:tblStyle w:val="Table"/>
+        <w:tblW w:type="pct" w:w="5000"/>
+        <w:tblLook w:firstRow="1" w:lastRow="0" w:firstColumn="0" w:lastColumn="0" w:noHBand="0" w:noVBand="0" w:val="0020"/>
+        <w:jc w:val="start"/>
+      </w:tblPr>
+      <w:tblGrid>
+        <w:gridCol w:w="1218"/>
+        <w:gridCol w:w="5280"/>
+        <w:gridCol w:w="1421"/>
+      </w:tblGrid>
+      <w:tr>
+        <w:trPr>
+          <w:tblHeader w:val="true"/>
+        </w:trPr>
+        <w:tc>
+          <w:tcPr/>
+          <w:p>
+            <w:pPr>
+              <w:pStyle w:val="Compact"/>
+              <w:jc w:val="left"/>
+            </w:pPr>
+            <w:r>
+              <w:t xml:space="preserve">Bước</w:t>
+            </w:r>
+          </w:p>
+        </w:tc>
+        <w:tc>
+          <w:tcPr/>
+          <w:p>
+            <w:pPr>
+              <w:pStyle w:val="Compact"/>
+              <w:jc w:val="left"/>
+            </w:pPr>
+            <w:r>
+              <w:t xml:space="preserve">Công thức quy đổi về</w:t>
+            </w:r>
+            <w:r>
+              <w:t xml:space="preserve"> </w:t>
+            </w:r>
+            <m:oMath>
+              <m:r>
+                <m:t>r</m:t>
+              </m:r>
+            </m:oMath>
+          </w:p>
+        </w:tc>
+        <w:tc>
+          <w:tcPr/>
+          <w:p>
+            <w:pPr>
+              <w:pStyle w:val="Compact"/>
+              <w:jc w:val="left"/>
+            </w:pPr>
+            <w:r>
+              <w:t xml:space="preserve">Nguồn</w:t>
+            </w:r>
+          </w:p>
+        </w:tc>
+      </w:tr>
+      <w:tr>
+        <w:tc>
+          <w:tcPr/>
+          <w:p>
+            <w:pPr>
+              <w:pStyle w:val="Compact"/>
+              <w:jc w:val="left"/>
+            </w:pPr>
+            <w:r>
+              <w:t xml:space="preserve">(i)</w:t>
+            </w:r>
+          </w:p>
+        </w:tc>
+        <w:tc>
+          <w:tcPr/>
+          <w:p>
+            <w:pPr>
+              <w:pStyle w:val="Compact"/>
+              <w:jc w:val="left"/>
+            </w:pPr>
+            <m:oMath>
+              <m:r>
+                <m:t>r</m:t>
+              </m:r>
+              <m:r>
+                <m:rPr>
+                  <m:sty m:val="p"/>
+                </m:rPr>
+                <m:t>=</m:t>
+              </m:r>
+              <m:rad>
+                <m:radPr>
+                  <m:degHide m:val="on"/>
+                </m:radPr>
+                <m:deg/>
+                <m:e>
+                  <m:sSup>
+                    <m:e>
+                      <m:r>
+                        <m:t>t</m:t>
+                      </m:r>
+                    </m:e>
+                    <m:sup>
+                      <m:r>
+                        <m:t>2</m:t>
+                      </m:r>
+                    </m:sup>
+                  </m:sSup>
+                  <m:r>
+                    <m:rPr>
+                      <m:sty m:val="p"/>
+                    </m:rPr>
+                    <m:t>/</m:t>
+                  </m:r>
+                  <m:d>
+                    <m:dPr>
+                      <m:begChr m:val="("/>
+                      <m:endChr m:val=")"/>
+                      <m:sepChr m:val=""/>
+                      <m:grow/>
+                    </m:dPr>
+                    <m:e>
+                      <m:sSup>
+                        <m:e>
+                          <m:r>
+                            <m:t>t</m:t>
+                          </m:r>
+                        </m:e>
+                        <m:sup>
+                          <m:r>
+                            <m:t>2</m:t>
+                          </m:r>
+                        </m:sup>
+                      </m:sSup>
+                      <m:r>
+                        <m:rPr>
+                          <m:sty m:val="p"/>
+                        </m:rPr>
+                        <m:t>+</m:t>
+                      </m:r>
+                      <m:r>
+                        <m:t>d</m:t>
+                      </m:r>
+                      <m:r>
+                        <m:t>f</m:t>
+                      </m:r>
+                    </m:e>
+                  </m:d>
+                </m:e>
+              </m:rad>
+            </m:oMath>
+            <w:r>
+              <w:t xml:space="preserve">, giữ dấu theo chiều hệ số</w:t>
+            </w:r>
+          </w:p>
+        </w:tc>
+        <w:tc>
+          <w:tcPr/>
+          <w:p>
+            <w:pPr>
+              <w:pStyle w:val="Compact"/>
+              <w:jc w:val="left"/>
+            </w:pPr>
+            <w:r>
+              <w:t xml:space="preserve">Cohen (1988)</w:t>
+            </w:r>
+          </w:p>
+        </w:tc>
+      </w:tr>
+      <w:tr>
+        <w:tc>
+          <w:tcPr/>
+          <w:p>
+            <w:pPr>
+              <w:pStyle w:val="Compact"/>
+              <w:jc w:val="left"/>
+            </w:pPr>
+            <w:r>
+              <w:t xml:space="preserve">(ii)</w:t>
+            </w:r>
+          </w:p>
+        </w:tc>
+        <w:tc>
+          <w:tcPr/>
+          <w:p>
+            <w:pPr>
+              <w:pStyle w:val="Compact"/>
+              <w:jc w:val="left"/>
+            </w:pPr>
+            <m:oMath>
+              <m:sSub>
+                <m:e>
+                  <m:r>
+                    <m:t>r</m:t>
+                  </m:r>
+                </m:e>
+                <m:sub>
+                  <m:r>
+                    <m:rPr>
+                      <m:nor/>
+                      <m:sty m:val="p"/>
+                    </m:rPr>
+                    <m:t>partial</m:t>
+                  </m:r>
+                </m:sub>
+              </m:sSub>
+              <m:r>
+                <m:rPr>
+                  <m:sty m:val="p"/>
+                </m:rPr>
+                <m:t>=</m:t>
+              </m:r>
+              <m:r>
+                <m:t>0</m:t>
+              </m:r>
+              <m:r>
+                <m:rPr>
+                  <m:sty m:val="p"/>
+                </m:rPr>
+                <m:t>,</m:t>
+              </m:r>
+              <m:r>
+                <m:t>98</m:t>
+              </m:r>
+              <m:r>
+                <m:rPr>
+                  <m:sty m:val="p"/>
+                </m:rPr>
+                <m:t>×</m:t>
+              </m:r>
+              <m:r>
+                <m:t>β</m:t>
+              </m:r>
+            </m:oMath>
+            <w:r>
+              <w:t xml:space="preserve"> </w:t>
+            </w:r>
+            <w:r>
+              <w:t xml:space="preserve">(từ hệ số hồi quy chuẩn hóa)</w:t>
+            </w:r>
+          </w:p>
+        </w:tc>
+        <w:tc>
+          <w:tcPr/>
+          <w:p>
+            <w:pPr>
+              <w:pStyle w:val="Compact"/>
+              <w:jc w:val="left"/>
+            </w:pPr>
+            <w:r>
+              <w:t xml:space="preserve">Peterson &amp; Brown (2005)</w:t>
+            </w:r>
+          </w:p>
+        </w:tc>
+      </w:tr>
+      <w:tr>
+        <w:tc>
+          <w:tcPr/>
+          <w:p>
+            <w:pPr>
+              <w:pStyle w:val="Compact"/>
+              <w:jc w:val="left"/>
+            </w:pPr>
+            <w:r>
+              <w:t xml:space="preserve">(iii)</w:t>
+            </w:r>
+          </w:p>
+        </w:tc>
+        <w:tc>
+          <w:tcPr/>
+          <w:p>
+            <w:pPr>
+              <w:pStyle w:val="Compact"/>
+              <w:jc w:val="left"/>
+            </w:pPr>
+            <m:oMath>
+              <m:r>
+                <m:t>r</m:t>
+              </m:r>
+              <m:r>
+                <m:rPr>
+                  <m:sty m:val="p"/>
+                </m:rPr>
+                <m:t>=</m:t>
+              </m:r>
+              <m:rad>
+                <m:radPr>
+                  <m:degHide m:val="on"/>
+                </m:radPr>
+                <m:deg/>
+                <m:e>
+                  <m:r>
+                    <m:t>F</m:t>
+                  </m:r>
+                  <m:r>
+                    <m:rPr>
+                      <m:sty m:val="p"/>
+                    </m:rPr>
+                    <m:t>/</m:t>
+                  </m:r>
+                  <m:d>
+                    <m:dPr>
+                      <m:begChr m:val="("/>
+                      <m:endChr m:val=")"/>
+                      <m:sepChr m:val=""/>
+                      <m:grow/>
+                    </m:dPr>
+                    <m:e>
+                      <m:r>
+                        <m:t>F</m:t>
+                      </m:r>
+                      <m:r>
+                        <m:rPr>
+                          <m:sty m:val="p"/>
+                        </m:rPr>
+                        <m:t>+</m:t>
+                      </m:r>
+                      <m:r>
+                        <m:t>d</m:t>
+                      </m:r>
+                      <m:sSub>
+                        <m:e>
+                          <m:r>
+                            <m:t>f</m:t>
+                          </m:r>
+                        </m:e>
+                        <m:sub>
+                          <m:r>
+                            <m:t>2</m:t>
+                          </m:r>
+                        </m:sub>
+                      </m:sSub>
+                    </m:e>
+                  </m:d>
+                </m:e>
+              </m:rad>
+            </m:oMath>
+            <w:r>
+              <w:t xml:space="preserve">, với</w:t>
+            </w:r>
+            <w:r>
+              <w:t xml:space="preserve"> </w:t>
+            </w:r>
+            <m:oMath>
+              <m:r>
+                <m:t>d</m:t>
+              </m:r>
+              <m:sSub>
+                <m:e>
+                  <m:r>
+                    <m:t>f</m:t>
+                  </m:r>
+                </m:e>
+                <m:sub>
+                  <m:r>
+                    <m:t>1</m:t>
+                  </m:r>
+                </m:sub>
+              </m:sSub>
+              <m:r>
+                <m:rPr>
+                  <m:sty m:val="p"/>
+                </m:rPr>
+                <m:t>=</m:t>
+              </m:r>
+              <m:r>
+                <m:t>1</m:t>
+              </m:r>
+            </m:oMath>
+          </w:p>
+        </w:tc>
+        <w:tc>
+          <w:tcPr/>
+          <w:p>
+            <w:pPr>
+              <w:pStyle w:val="Compact"/>
+              <w:jc w:val="left"/>
+            </w:pPr>
+            <w:r>
+              <w:t xml:space="preserve">Rosenthal (1994)</w:t>
+            </w:r>
+          </w:p>
+        </w:tc>
+      </w:tr>
+    </w:tbl>
+    <w:p>
+      <w:pPr>
+        <w:pStyle w:val="BodyText"/>
+      </w:pPr>
+      <w:r>
+        <w:t xml:space="preserve">Nghiên cứu chỉ báo cáo</w:t>
+      </w:r>
+      <w:r>
+        <w:t xml:space="preserve"> </w:t>
+      </w:r>
+      <m:oMath>
+        <m:r>
+          <m:t>β</m:t>
+        </m:r>
+      </m:oMath>
+      <w:r>
+        <w:t xml:space="preserve"> </w:t>
+      </w:r>
+      <w:r>
+        <w:t xml:space="preserve">chưa chuẩn hóa mà không kèm thống kê</w:t>
+      </w:r>
+      <w:r>
+        <w:t xml:space="preserve"> </w:t>
+      </w:r>
+      <m:oMath>
+        <m:r>
+          <m:t>t</m:t>
+        </m:r>
+      </m:oMath>
+      <w:r>
+        <w:t xml:space="preserve"> </w:t>
+      </w:r>
+      <w:r>
+        <w:t xml:space="preserve">và</w:t>
+      </w:r>
+      <w:r>
+        <w:t xml:space="preserve"> </w:t>
+      </w:r>
+      <m:oMath>
+        <m:r>
+          <m:t>d</m:t>
+        </m:r>
+        <m:r>
+          <m:t>f</m:t>
+        </m:r>
+      </m:oMath>
+      <w:r>
+        <w:t xml:space="preserve"> </w:t>
+      </w:r>
+      <w:r>
+        <w:t xml:space="preserve">bị loại khỏi mẫu, trừ khi giá trị</w:t>
+      </w:r>
+      <w:r>
+        <w:t xml:space="preserve"> </w:t>
+      </w:r>
+      <m:oMath>
+        <m:r>
+          <m:t>p</m:t>
+        </m:r>
+      </m:oMath>
+      <w:r>
+        <w:t xml:space="preserve"> </w:t>
+      </w:r>
+      <w:r>
+        <w:t xml:space="preserve">cho phép tối thiểu phân loại chiều hướng. Mọi</w:t>
+      </w:r>
+      <w:r>
+        <w:t xml:space="preserve"> </w:t>
+      </w:r>
+      <m:oMath>
+        <m:r>
+          <m:t>r</m:t>
+        </m:r>
+      </m:oMath>
+      <w:r>
+        <w:t xml:space="preserve"> </w:t>
+      </w:r>
+      <w:r>
+        <w:t xml:space="preserve">sau đó được biến đổi sang thang Fisher</w:t>
+      </w:r>
+      <w:r>
+        <w:t xml:space="preserve"> </w:t>
+      </w:r>
+      <m:oMath>
+        <m:r>
+          <m:t>z</m:t>
+        </m:r>
+        <m:r>
+          <m:rPr>
+            <m:sty m:val="p"/>
+          </m:rPr>
+          <m:t>=</m:t>
+        </m:r>
+        <m:f>
+          <m:fPr>
+            <m:type m:val="lin"/>
+          </m:fPr>
+          <m:num>
+            <m:r>
+              <m:t>1</m:t>
+            </m:r>
+          </m:num>
+          <m:den>
+            <m:r>
+              <m:t>2</m:t>
+            </m:r>
+          </m:den>
+        </m:f>
+        <m:r>
+          <m:rPr>
+            <m:sty m:val="p"/>
+          </m:rPr>
+          <m:t>ln</m:t>
+        </m:r>
+        <m:d>
+          <m:dPr>
+            <m:begChr m:val="["/>
+            <m:endChr m:val="]"/>
+            <m:sepChr m:val=""/>
+            <m:grow/>
+          </m:dPr>
+          <m:e>
+            <m:d>
+              <m:dPr>
+                <m:begChr m:val="("/>
+                <m:endChr m:val=")"/>
+                <m:sepChr m:val=""/>
+                <m:grow/>
+              </m:dPr>
+              <m:e>
+                <m:r>
+                  <m:t>1</m:t>
+                </m:r>
+                <m:r>
+                  <m:rPr>
+                    <m:sty m:val="p"/>
+                  </m:rPr>
+                  <m:t>+</m:t>
+                </m:r>
+                <m:r>
+                  <m:t>r</m:t>
+                </m:r>
+              </m:e>
+            </m:d>
+            <m:r>
+              <m:rPr>
+                <m:sty m:val="p"/>
+              </m:rPr>
+              <m:t>/</m:t>
+            </m:r>
+            <m:d>
+              <m:dPr>
+                <m:begChr m:val="("/>
+                <m:endChr m:val=")"/>
+                <m:sepChr m:val=""/>
+                <m:grow/>
+              </m:dPr>
+              <m:e>
+                <m:r>
+                  <m:t>1</m:t>
+                </m:r>
+                <m:r>
+                  <m:rPr>
+                    <m:sty m:val="p"/>
+                  </m:rPr>
+                  <m:t>−</m:t>
+                </m:r>
+                <m:r>
+                  <m:t>r</m:t>
+                </m:r>
+              </m:e>
+            </m:d>
+          </m:e>
+        </m:d>
+      </m:oMath>
+      <w:r>
+        <w:t xml:space="preserve"> </w:t>
+      </w:r>
+      <w:r>
+        <w:t xml:space="preserve">để ổn định phương sai trước khi gộp (Hedges &amp; Olkin, 1985); mọi giá trị</w:t>
+      </w:r>
+      <w:r>
+        <w:t xml:space="preserve"> </w:t>
+      </w:r>
+      <m:oMath>
+        <m:d>
+          <m:dPr>
+            <m:begChr m:val="|"/>
+            <m:endChr m:val="|"/>
+            <m:sepChr m:val=""/>
+            <m:grow/>
+          </m:dPr>
+          <m:e>
+            <m:r>
+              <m:t>r</m:t>
+            </m:r>
+          </m:e>
+        </m:d>
+        <m:r>
+          <m:rPr>
+            <m:sty m:val="p"/>
+          </m:rPr>
+          <m:t>≥</m:t>
+        </m:r>
+        <m:r>
+          <m:t>1</m:t>
+        </m:r>
+      </m:oMath>
+      <w:r>
+        <w:t xml:space="preserve"> </w:t>
+      </w:r>
+      <w:r>
+        <w:t xml:space="preserve">đều bị loại. Quy trình mã hóa và đánh giá độ tin cậy liên mã hóa viên giữa hai người (theo ngưỡng tiền đăng ký Cohen’s</w:t>
+      </w:r>
+      <w:r>
+        <w:t xml:space="preserve"> </w:t>
+      </w:r>
+      <m:oMath>
+        <m:r>
+          <m:t>κ</m:t>
+        </m:r>
+        <m:r>
+          <m:rPr>
+            <m:sty m:val="p"/>
+          </m:rPr>
+          <m:t>≥</m:t>
+        </m:r>
+        <m:r>
+          <m:t>0</m:t>
+        </m:r>
+        <m:r>
+          <m:rPr>
+            <m:sty m:val="p"/>
+          </m:rPr>
+          <m:t>,</m:t>
+        </m:r>
+        <m:r>
+          <m:t>70</m:t>
+        </m:r>
+      </m:oMath>
+      <w:r>
+        <w:t xml:space="preserve">) được trình bày chi tiết trong bài báo phân tích tổng hợp thành phần (P6).</w:t>
+      </w:r>
+    </w:p>
     <w:bookmarkEnd w:id="27"/>
-    <w:bookmarkStart w:id="36" w:name="X2f2dc61cf51b22160123af8668c978f8ce43175"/>
+    <w:bookmarkEnd w:id="28"/>
+    <w:bookmarkStart w:id="37" w:name="X2f2dc61cf51b22160123af8668c978f8ce43175"/>
     <w:p>
       <w:pPr>
         <w:pStyle w:val="Heading2"/>
@@ -375,7 +1323,7 @@
         <w:t xml:space="preserve">3.3 Giai đoạn 2: Phân tích thực nghiệm đa quốc gia</w:t>
       </w:r>
     </w:p>
-    <w:bookmarkStart w:id="28" w:name="nguồn-dữ-liệu"/>
+    <w:bookmarkStart w:id="29" w:name="nguồn-dữ-liệu"/>
     <w:p>
       <w:pPr>
         <w:pStyle w:val="Heading3"/>
@@ -501,8 +1449,8 @@
         <w:t xml:space="preserve">trong ước lượng mô hình hồi quy vì ba lý do: (1) Mục tiêu của luận án là kiểm định cơ chế lý thuyết chứ không phải ước lượng mô tả đại diện tổng thể, trong bối cảnh này, không áp dụng trọng số là thực hành chuẩn trong các nghiên cứu kinh doanh quốc tế sử dụng WBES (Aterido et al., 2011; Cuervo-Cazurra et al., 2018); (2) Hiệu ứng cố định ở cấp quốc gia–năm đã kiểm soát đặc điểm cấu trúc của từng sóng khảo sát; (3) Việc áp dụng trọng số có thể làm sai lệch ước lượng khi mẫu được gộp chung từ nhiều quốc gia có quy mô tổng thể doanh nghiệp khác nhau nhiều bậc (ví dụ: Trung Quốc ~100 triệu so với Tonga ~500 doanh nghiệp). Phân tích độ nhạy có áp dụng trọng số khảo sát cho từng quốc gia riêng lẻ (phân tích Việt Nam, Singapore và Trung Quốc) không thay đổi hướng hoặc mức độ ý nghĩa của các hệ số chính (xem Mục 3.5).</w:t>
       </w:r>
     </w:p>
-    <w:bookmarkEnd w:id="28"/>
-    <w:bookmarkStart w:id="29" w:name="Xbff20786659f3471473d6f5f9041e850d60d8e2"/>
+    <w:bookmarkEnd w:id="29"/>
+    <w:bookmarkStart w:id="30" w:name="Xbff20786659f3471473d6f5f9041e850d60d8e2"/>
     <w:p>
       <w:pPr>
         <w:pStyle w:val="Heading3"/>
@@ -515,15 +1463,21 @@
       <w:pPr>
         <w:pStyle w:val="FirstParagraph"/>
       </w:pPr>
+      <w:r>
+        <w:t xml:space="preserve">Biến phụ thuộc chính là</w:t>
+      </w:r>
+      <w:r>
+        <w:t xml:space="preserve"> </w:t>
+      </w:r>
       <w:r>
         <w:rPr>
           <w:bCs/>
           <w:b/>
         </w:rPr>
-        <w:t xml:space="preserve">Biến chính</w:t>
-      </w:r>
-      <w:r>
-        <w:t xml:space="preserve">: Năng suất lao động, đo bằng</w:t>
+        <w:t xml:space="preserve">năng suất lao động</w:t>
+      </w:r>
+      <w:r>
+        <w:t xml:space="preserve">, đo bằng</w:t>
       </w:r>
       <w:r>
         <w:t xml:space="preserve"> </w:t>
@@ -567,7 +1521,7 @@
         </m:d>
       </m:oMath>
       <w:r>
-        <w:t xml:space="preserve">.</w:t>
+        <w:t xml:space="preserve">. Chỉ tiêu này được sử dụng rộng rãi trong các nghiên cứu WBES và năng suất doanh nghiệp (Bloom et al., 2012; Hsieh &amp; Klenow, 2009) và đã được vận hành hóa trong bài thực trạng châu Á mới nổi (Do &amp; Phan, 2026a).</w:t>
       </w:r>
     </w:p>
     <w:p>
@@ -575,44 +1529,7 @@
         <w:pStyle w:val="BodyText"/>
       </w:pPr>
       <w:r>
-        <w:rPr>
-          <w:bCs/>
-          <w:b/>
-        </w:rPr>
-        <w:t xml:space="preserve">Cơ sở kế thừa</w:t>
-      </w:r>
-      <w:r>
-        <w:t xml:space="preserve">: Năng suất lao động được sử dụng rộng rãi trong nghiên cứu WBES và trong các nghiên cứu về năng suất doanh nghiệp (Bloom et al., 2012; Hsieh &amp; Klenow, 2009). Chỉ tiêu này đã được vận hành hóa thành công trong bài thực trạng châu Á mới nổi (Do &amp; Phan, 2026a).</w:t>
-      </w:r>
-    </w:p>
-    <w:p>
-      <w:pPr>
-        <w:pStyle w:val="BodyText"/>
-      </w:pPr>
-      <w:r>
-        <w:rPr>
-          <w:bCs/>
-          <w:b/>
-        </w:rPr>
-        <w:t xml:space="preserve">Lập luận chọn</w:t>
-      </w:r>
-      <w:r>
-        <w:t xml:space="preserve">: WBES không phải bộ báo cáo tài chính đầy đủ, nên năng suất lao động phù hợp hơn ROA/ROE/ROS trong bối cảnh đa quốc gia. Ngoài ra, năng suất lao động có tính so sánh xuyên quốc gia cao hơn do không bị ảnh hưởng bởi chuẩn mực kế toán khác biệt (Combs et al., 2005; Richard et al., 2009).</w:t>
-      </w:r>
-    </w:p>
-    <w:p>
-      <w:pPr>
-        <w:pStyle w:val="BodyText"/>
-      </w:pPr>
-      <w:r>
-        <w:rPr>
-          <w:bCs/>
-          <w:b/>
-        </w:rPr>
-        <w:t xml:space="preserve">Biến kiểm định độ vững</w:t>
-      </w:r>
-      <w:r>
-        <w:t xml:space="preserve">: ROS, tăng trưởng doanh thu, tăng trưởng lao động,</w:t>
+        <w:t xml:space="preserve">Lựa chọn năng suất lao động thay vì ROA/ROE/ROS phản ánh hai đặc điểm của dữ liệu: WBES không phải bộ báo cáo tài chính đầy đủ, và năng suất lao động có tính so sánh xuyên quốc gia cao hơn do không bị ảnh hưởng bởi chuẩn mực kế toán khác biệt (Combs et al., 2005; Richard et al., 2009). Hiệu quả hoạt động là khái niệm đa chiều, do đó kiểm định độ vững sử dụng các thước đo thay thế (ROS, tăng trưởng doanh thu, tăng trưởng lao động,</w:t>
       </w:r>
       <w:r>
         <w:t xml:space="preserve"> </w:t>
@@ -626,22 +1543,10 @@
         </m:r>
       </m:oMath>
       <w:r>
-        <w:t xml:space="preserve">(doanh thu năm).</w:t>
-      </w:r>
-    </w:p>
-    <w:p>
-      <w:pPr>
-        <w:pStyle w:val="BodyText"/>
-      </w:pPr>
-      <w:r>
-        <w:rPr>
-          <w:bCs/>
-          <w:b/>
-        </w:rPr>
-        <w:t xml:space="preserve">Đóng góp mới</w:t>
-      </w:r>
-      <w:r>
-        <w:t xml:space="preserve">: lập luận rõ ràng rằng hiệu quả hoạt động là khái niệm đa chiều và việc lựa chọn thước đo phải phù hợp với bối cảnh dữ liệu (xem</w:t>
+        <w:t xml:space="preserve"> </w:t>
+      </w:r>
+      <w:r>
+        <w:t xml:space="preserve">doanh thu năm) để xác nhận kết quả không phụ thuộc vào lựa chọn cụ thể (xem</w:t>
       </w:r>
       <w:r>
         <w:t xml:space="preserve"> </w:t>
@@ -653,11 +1558,14 @@
         <w:t xml:space="preserve">02_theoretical_framework_vi.md</w:t>
       </w:r>
       <w:r>
-        <w:t xml:space="preserve">).</w:t>
-      </w:r>
-    </w:p>
-    <w:bookmarkEnd w:id="29"/>
-    <w:bookmarkStart w:id="30" w:name="đo-lường-biến-độc-lập-quốc-tế-hóa"/>
+        <w:t xml:space="preserve"> </w:t>
+      </w:r>
+      <w:r>
+        <w:t xml:space="preserve">cho lập luận đa chiều).</w:t>
+      </w:r>
+    </w:p>
+    <w:bookmarkEnd w:id="30"/>
+    <w:bookmarkStart w:id="31" w:name="đo-lường-biến-độc-lập-quốc-tế-hóa"/>
     <w:p>
       <w:pPr>
         <w:pStyle w:val="Heading3"/>
@@ -671,14 +1579,7 @@
         <w:pStyle w:val="FirstParagraph"/>
       </w:pPr>
       <w:r>
-        <w:rPr>
-          <w:bCs/>
-          <w:b/>
-        </w:rPr>
-        <w:t xml:space="preserve">Biến chính</w:t>
-      </w:r>
-      <w:r>
-        <w:t xml:space="preserve">: tỷ lệ doanh thu xuất khẩu trên tổng doanh thu (Foreign Sales to Total Sales, FSTS). Mô hình có cả</w:t>
+        <w:t xml:space="preserve">Biến độc lập chính là tỷ lệ doanh thu xuất khẩu trên tổng doanh thu (Foreign Sales to Total Sales, FSTS), thước đo phổ biến nhất trong các nghiên cứu I-P (Sullivan, 1994; Hitt et al., 2006). Mô hình đưa vào cả</w:t>
       </w:r>
       <w:r>
         <w:t xml:space="preserve"> </w:t>
@@ -762,7 +1663,104 @@
         <w:t xml:space="preserve"> </w:t>
       </w:r>
       <w:r>
-        <w:t xml:space="preserve">để kiểm định phi tuyến dạng S và dạng bậc ba.</w:t>
+        <w:t xml:space="preserve">để kiểm định phi tuyến dạng U ngược và dạng bậc ba. Đặc tả bậc hai đã được sử dụng trong Lu và Beamish (2004), Contractor et al. (2003), và Hitt et al. (1997); đặc tả bậc ba được Do và Phan (2026b) xác nhận có ý nghĩa thống kê ở Trung Quốc với điểm uốn</w:t>
+      </w:r>
+      <w:r>
+        <w:t xml:space="preserve"> </w:t>
+      </w:r>
+      <m:oMath>
+        <m:r>
+          <m:rPr>
+            <m:sty m:val="p"/>
+          </m:rPr>
+          <m:t>≈</m:t>
+        </m:r>
+      </m:oMath>
+      <w:r>
+        <w:t xml:space="preserve"> </w:t>
+      </w:r>
+      <w:r>
+        <w:t xml:space="preserve">47,8% FSTS, làm mốc nền cho kiểm định mở rộng trong luận án.</w:t>
+      </w:r>
+    </w:p>
+    <w:bookmarkEnd w:id="31"/>
+    <w:bookmarkStart w:id="35" w:name="đo-lường-biến-điều-tiết"/>
+    <w:p>
+      <w:pPr>
+        <w:pStyle w:val="Heading3"/>
+      </w:pPr>
+      <w:r>
+        <w:t xml:space="preserve">3.3.4 Đo lường biến điều tiết</w:t>
+      </w:r>
+    </w:p>
+    <w:bookmarkStart w:id="32" w:name="các-khái-niệm-số-hóa-tci-và-dai"/>
+    <w:p>
+      <w:pPr>
+        <w:pStyle w:val="Heading4"/>
+      </w:pPr>
+      <w:r>
+        <w:t xml:space="preserve">Các khái niệm số hóa (TCI và DAI)</w:t>
+      </w:r>
+    </w:p>
+    <w:p>
+      <w:pPr>
+        <w:pStyle w:val="FirstParagraph"/>
+      </w:pPr>
+      <w:r>
+        <w:t xml:space="preserve">Luận án phân biệt rõ hai khái niệm:</w:t>
+      </w:r>
+    </w:p>
+    <w:p>
+      <w:pPr>
+        <w:numPr>
+          <w:ilvl w:val="0"/>
+          <w:numId w:val="1002"/>
+        </w:numPr>
+        <w:pStyle w:val="Compact"/>
+      </w:pPr>
+      <w:r>
+        <w:rPr>
+          <w:bCs/>
+          <w:b/>
+        </w:rPr>
+        <w:t xml:space="preserve">Chỉ số năng lực công nghệ (Technological Capability Index, TCI)</w:t>
+      </w:r>
+      <w:r>
+        <w:t xml:space="preserve">: chiều sâu năng lực công nghệ, tổng hợp từ cấp phép công nghệ nước ngoài, chi tiêu R&amp;D, đổi mới sản phẩm và chứng nhận chất lượng.</w:t>
+      </w:r>
+    </w:p>
+    <w:p>
+      <w:pPr>
+        <w:numPr>
+          <w:ilvl w:val="0"/>
+          <w:numId w:val="1002"/>
+        </w:numPr>
+        <w:pStyle w:val="Compact"/>
+      </w:pPr>
+      <w:r>
+        <w:rPr>
+          <w:bCs/>
+          <w:b/>
+        </w:rPr>
+        <w:t xml:space="preserve">Chỉ số áp dụng số (Digital Adoption Index, DAI)</w:t>
+      </w:r>
+      <w:r>
+        <w:t xml:space="preserve">: mức độ áp dụng số ở bề mặt, tổng hợp từ website, email, bán hàng trực tuyến (DAI_thin) hoặc bổ sung thanh toán điện tử và nhà cung ứng điện tử (DAI_rich).</w:t>
+      </w:r>
+    </w:p>
+    <w:p>
+      <w:pPr>
+        <w:pStyle w:val="FirstParagraph"/>
+      </w:pPr>
+      <w:r>
+        <w:rPr>
+          <w:bCs/>
+          <w:b/>
+        </w:rPr>
+        <w:t xml:space="preserve">Nguyên tắc không chồng lấn</w:t>
+      </w:r>
+      <w:r>
+        <w:t xml:space="preserve">: TCI và DAI không chia sẻ thành phần nào để bảo đảm tính thuần nhất khái niệm. Đặc biệt, cấp phép công nghệ nước ngoài thuộc TCI chứ không đồng thời tính vào DAI.</w:t>
       </w:r>
     </w:p>
     <w:p>
@@ -777,119 +1775,65 @@
         <w:t xml:space="preserve">Cơ sở kế thừa</w:t>
       </w:r>
       <w:r>
-        <w:t xml:space="preserve">: FSTS là thước đo quốc tế hóa phổ biến nhất trong các nghiên cứu I-P (Sullivan, 1994; Hitt et al., 2006). Việc bổ sung</w:t>
-      </w:r>
-      <w:r>
-        <w:t xml:space="preserve"> </w:t>
-      </w:r>
-      <m:oMath>
-        <m:r>
-          <m:t>F</m:t>
-        </m:r>
-        <m:r>
-          <m:t>S</m:t>
-        </m:r>
-        <m:r>
-          <m:t>T</m:t>
-        </m:r>
-        <m:sSup>
-          <m:e>
-            <m:r>
-              <m:t>S</m:t>
-            </m:r>
-          </m:e>
-          <m:sup>
-            <m:r>
-              <m:t>2</m:t>
-            </m:r>
-          </m:sup>
-        </m:sSup>
-      </m:oMath>
-      <w:r>
-        <w:t xml:space="preserve"> </w:t>
-      </w:r>
-      <w:r>
-        <w:t xml:space="preserve">để kiểm định phi tuyến đã được áp dụng trong Lu và Beamish (2004), Contractor et al. (2003), và Hitt et al. (1997). Đặc tả bậc ba được Do và Phan (2026b) xác nhận có ý nghĩa thống kê ở Trung Quốc với điểm uốn ~47,8% FSTS, làm mốc nền cho việc kiểm định mở rộng trong luận án.</w:t>
-      </w:r>
-    </w:p>
-    <w:bookmarkEnd w:id="30"/>
-    <w:bookmarkStart w:id="34" w:name="đo-lường-biến-điều-tiết"/>
-    <w:p>
-      <w:pPr>
-        <w:pStyle w:val="Heading3"/>
-      </w:pPr>
-      <w:r>
-        <w:t xml:space="preserve">3.3.4 Đo lường biến điều tiết</w:t>
-      </w:r>
-    </w:p>
-    <w:bookmarkStart w:id="31" w:name="các-khái-niệm-số-hóa-tci-và-dai"/>
-    <w:p>
-      <w:pPr>
-        <w:pStyle w:val="Heading4"/>
-      </w:pPr>
-      <w:r>
-        <w:t xml:space="preserve">Các khái niệm số hóa (TCI và DAI)</w:t>
-      </w:r>
-    </w:p>
-    <w:p>
-      <w:pPr>
-        <w:pStyle w:val="FirstParagraph"/>
-      </w:pPr>
-      <w:r>
-        <w:t xml:space="preserve">Luận án phân biệt rõ hai khái niệm:</w:t>
-      </w:r>
-    </w:p>
-    <w:p>
-      <w:pPr>
-        <w:numPr>
-          <w:ilvl w:val="0"/>
-          <w:numId w:val="1002"/>
-        </w:numPr>
-        <w:pStyle w:val="Compact"/>
+        <w:t xml:space="preserve">: Bhandari et al. (2023) phân biệt số hóa, quốc tế hóa và năng lực theo logic điều phối nguồn lực; Verhoef et al. (2021) phân biệt ba cấp độ (số hóa dữ liệu, số hóa quy trình, chuyển đổi số). Khuôn mẫu</w:t>
+      </w:r>
+      <w:r>
+        <w:t xml:space="preserve"> </w:t>
+      </w:r>
+      <w:r>
+        <w:t xml:space="preserve">“</w:t>
+      </w:r>
+      <w:r>
+        <w:t xml:space="preserve">hiệu ứng thay thế số cho thể chế</w:t>
+      </w:r>
+      <w:r>
+        <w:t xml:space="preserve">”</w:t>
+      </w:r>
+      <w:r>
+        <w:t xml:space="preserve"> </w:t>
+      </w:r>
+      <w:r>
+        <w:t xml:space="preserve">được Do và Phan (2026a) phát hiện trên 17 nước châu Á mới nổi.</w:t>
+      </w:r>
+    </w:p>
+    <w:p>
+      <w:pPr>
+        <w:pStyle w:val="BodyText"/>
       </w:pPr>
       <w:r>
         <w:rPr>
           <w:bCs/>
           <w:b/>
         </w:rPr>
-        <w:t xml:space="preserve">Chỉ số năng lực công nghệ (Technological Capability Index, TCI)</w:t>
-      </w:r>
-      <w:r>
-        <w:t xml:space="preserve">: chiều sâu năng lực công nghệ, tổng hợp từ cấp phép công nghệ nước ngoài, chi tiêu R&amp;D, đổi mới sản phẩm và chứng nhận chất lượng.</w:t>
-      </w:r>
-    </w:p>
-    <w:p>
-      <w:pPr>
-        <w:numPr>
-          <w:ilvl w:val="0"/>
-          <w:numId w:val="1002"/>
-        </w:numPr>
-        <w:pStyle w:val="Compact"/>
+        <w:t xml:space="preserve">Đóng góp mới</w:t>
+      </w:r>
+      <w:r>
+        <w:t xml:space="preserve">: Quy trình hòa hợp đo lường trong bối cảnh WBES bảo đảm tính thuần nhất khái niệm ở 47 nền kinh tế châu Á và Thái Bình Dương sau khi hòa hợp ba thế hệ lược đồ dữ liệu. Cơ sở phân tách TCI và DAI là sự khác biệt về bản chất của hai khái niệm: năng lực công nghệ (TCI) phản ánh chiều sâu năng lực nội tại của doanh nghiệp, gần với truyền thống năng lực hấp thụ (Cohen &amp; Levinthal, 1990; Lall, 1992), trong khi áp dụng số (DAI) phản ánh mức độ triển khai công cụ số ở giao diện ngoại tại theo phân tầng ba cấp của Verhoef et al. (2021). Cách phân tách này nhất quán với phân biệt khái niệm giữa năng lực CNTT và chiến lược kinh doanh số (Bharadwaj et al., 2013), với logic điều phối nguồn lực cho quan hệ I-P (Bhandari et al., 2023), và với bốn tiêu chí xây dựng chỉ số tổng hợp dạng cấu thành (Coltman et al., 2008) — bảo đảm TCI và DAI là hai chỉ số tổng hợp độc lập.</w:t>
+      </w:r>
+    </w:p>
+    <w:bookmarkEnd w:id="32"/>
+    <w:bookmarkStart w:id="33" w:name="biến-thể-chế"/>
+    <w:p>
+      <w:pPr>
+        <w:pStyle w:val="Heading4"/>
+      </w:pPr>
+      <w:r>
+        <w:t xml:space="preserve">Biến thể chế</w:t>
+      </w:r>
+    </w:p>
+    <w:p>
+      <w:pPr>
+        <w:pStyle w:val="FirstParagraph"/>
       </w:pPr>
       <w:r>
         <w:rPr>
           <w:bCs/>
           <w:b/>
         </w:rPr>
-        <w:t xml:space="preserve">Chỉ số áp dụng số (Digital Adoption Index, DAI)</w:t>
-      </w:r>
-      <w:r>
-        <w:t xml:space="preserve">: mức độ áp dụng số ở bề mặt, tổng hợp từ website, email, bán hàng trực tuyến (DAI_thin) hoặc bổ sung thanh toán điện tử và nhà cung ứng điện tử (DAI_rich).</w:t>
-      </w:r>
-    </w:p>
-    <w:p>
-      <w:pPr>
-        <w:pStyle w:val="FirstParagraph"/>
-      </w:pPr>
-      <w:r>
-        <w:rPr>
-          <w:bCs/>
-          <w:b/>
-        </w:rPr>
-        <w:t xml:space="preserve">Nguyên tắc không chồng lấn</w:t>
-      </w:r>
-      <w:r>
-        <w:t xml:space="preserve">: TCI và DAI không chia sẻ thành phần nào để bảo đảm tính thuần nhất khái niệm. Đặc biệt, cấp phép công nghệ nước ngoài thuộc TCI chứ không đồng thời tính vào DAI.</w:t>
+        <w:t xml:space="preserve">Biến chính</w:t>
+      </w:r>
+      <w:r>
+        <w:t xml:space="preserve">: chỉ số rào cản kinh doanh (tổng hợp từ các câu hỏi WBES về rào cản), biến đại diện quản trị cấp quốc gia, chỉ số pháp quyền WGI (Kaufmann et al., 2011), 6 chế độ con ICRV (phân loại mở rộng từ Khanna &amp; Palepu, 2010).</w:t>
       </w:r>
     </w:p>
     <w:p>
@@ -904,81 +1848,32 @@
         <w:t xml:space="preserve">Cơ sở kế thừa</w:t>
       </w:r>
       <w:r>
-        <w:t xml:space="preserve">: Bhandari et al. (2023) phân biệt số hóa, quốc tế hóa và năng lực theo logic điều phối nguồn lực; Verhoef et al. (2021) phân biệt ba cấp độ (số hóa dữ liệu, số hóa quy trình, chuyển đổi số). Khuôn mẫu</w:t>
-      </w:r>
-      <w:r>
-        <w:t xml:space="preserve"> </w:t>
-      </w:r>
-      <w:r>
-        <w:t xml:space="preserve">“</w:t>
-      </w:r>
-      <w:r>
-        <w:t xml:space="preserve">hiệu ứng thay thế số cho thể chế</w:t>
-      </w:r>
-      <w:r>
-        <w:t xml:space="preserve">”</w:t>
-      </w:r>
-      <w:r>
-        <w:t xml:space="preserve"> </w:t>
-      </w:r>
-      <w:r>
-        <w:t xml:space="preserve">được Do và Phan (2026a) phát hiện trên 17 nước châu Á mới nổi.</w:t>
-      </w:r>
-    </w:p>
-    <w:p>
-      <w:pPr>
-        <w:pStyle w:val="BodyText"/>
+        <w:t xml:space="preserve">: Khanna và Palepu (2010) với khoảng trống thể chế; North (1990) với phân tích thể chế; Marano et al. (2016) với bằng chứng từ phân tích tổng hợp về các biến điều tiết thể chế.</w:t>
+      </w:r>
+    </w:p>
+    <w:bookmarkEnd w:id="33"/>
+    <w:bookmarkStart w:id="34" w:name="Xfb44f2024dccf47e8995eec793f94f6e82c83b5"/>
+    <w:p>
+      <w:pPr>
+        <w:pStyle w:val="Heading4"/>
+      </w:pPr>
+      <w:r>
+        <w:t xml:space="preserve">Đặc điểm nhà quản trị cấp cao (kiểm soát quản trị nội sinh H4)</w:t>
+      </w:r>
+    </w:p>
+    <w:p>
+      <w:pPr>
+        <w:pStyle w:val="FirstParagraph"/>
       </w:pPr>
       <w:r>
         <w:rPr>
           <w:bCs/>
           <w:b/>
         </w:rPr>
-        <w:t xml:space="preserve">Đóng góp mới</w:t>
-      </w:r>
-      <w:r>
-        <w:t xml:space="preserve">: Đưa ra</w:t>
-      </w:r>
-      <w:r>
-        <w:t xml:space="preserve"> </w:t>
-      </w:r>
-      <w:r>
-        <w:rPr>
-          <w:bCs/>
-          <w:b/>
-        </w:rPr>
-        <w:t xml:space="preserve">quy trình hòa hợp đo lường</w:t>
-      </w:r>
-      <w:r>
-        <w:t xml:space="preserve"> </w:t>
-      </w:r>
-      <w:r>
-        <w:t xml:space="preserve">trong bối cảnh WBES, đảm bảo tính thuần nhất khái niệm ở 47 nền kinh tế châu Á và Thái Bình Dương, với quy trình hòa hợp ba thế hệ lược đồ dữ liệu. Phân tách TCI và DAI dựa theo: (i) Bharadwaj et al. (2013), năng lực CNTT và chiến lược kinh doanh số có mạng lưới quan hệ khái niệm khác nhau; (ii) phân tầng ba cấp của Verhoef et al. (2021): số hóa dữ liệu, số hóa quy trình, chuyển đổi số; (iii) truyền thống Lall (1992) và Cohen &amp; Levinthal (1990) coi năng lực công nghệ là chiều sâu năng lực nội tại (năng lực hấp thụ), khác về bản chất với áp dụng số ở giao diện ngoại tại; (iv) logic điều phối nguồn lực của Bhandari et al. (2023) cho quan hệ I-P; và (v) bốn tiêu chí của chỉ số tổng hợp dạng cấu thành theo Coltman et al. (2008), đảm bảo TCI và DAI là hai chỉ số tổng hợp độc lập.</w:t>
-      </w:r>
-    </w:p>
-    <w:bookmarkEnd w:id="31"/>
-    <w:bookmarkStart w:id="32" w:name="biến-thể-chế"/>
-    <w:p>
-      <w:pPr>
-        <w:pStyle w:val="Heading4"/>
-      </w:pPr>
-      <w:r>
-        <w:t xml:space="preserve">Biến thể chế</w:t>
-      </w:r>
-    </w:p>
-    <w:p>
-      <w:pPr>
-        <w:pStyle w:val="FirstParagraph"/>
-      </w:pPr>
-      <w:r>
-        <w:rPr>
-          <w:bCs/>
-          <w:b/>
-        </w:rPr>
-        <w:t xml:space="preserve">Biến chính</w:t>
-      </w:r>
-      <w:r>
-        <w:t xml:space="preserve">: chỉ số rào cản kinh doanh (tổng hợp từ các câu hỏi WBES về rào cản), biến đại diện quản trị cấp quốc gia, chỉ số pháp quyền WGI (Kaufmann et al., 2011), 6 chế độ con ICRV (phân loại mở rộng từ Khanna &amp; Palepu, 2010).</w:t>
+        <w:t xml:space="preserve">Biến kiểm soát</w:t>
+      </w:r>
+      <w:r>
+        <w:t xml:space="preserve">: kinh nghiệm nhà quản trị cấp cao (số năm), học vấn nhà quản trị cấp cao, giới tính nhà quản trị cấp cao (nữ/nam). Ba biến này được đưa vào như nhóm biến kiểm soát quản trị nội sinh, ở dạng số hạng chính nâng mặt bằng hiệu quả, không phải nhân tố điều tiết trọng tâm định hình độ cong của đường quan hệ I-P. Để bảo vệ tính nhân quả riêng phần của tương tác Thể chế × Công nghệ, không bị nhiễu bởi đặc điểm quản trị, các đặc điểm nhà quản trị (kinh nghiệm, học vấn, giới tính) được đưa vào như biến kiểm soát quản trị nội sinh, không phải nhân tố điều tiết trọng tâm của đường cong I-P; ký hiệu H4 được giữ nguyên để tương thích với các bản thảo đồng hành (phân tích Việt Nam, Singapore và Trung Quốc). Số hạng tương tác với FSTS chỉ được báo cáo như chẩn đoán phụ trợ, không phải bằng chứng điều tiết trọng tâm.</w:t>
       </w:r>
     </w:p>
     <w:p>
@@ -993,46 +1888,6 @@
         <w:t xml:space="preserve">Cơ sở kế thừa</w:t>
       </w:r>
       <w:r>
-        <w:t xml:space="preserve">: Khanna và Palepu (2010) với khoảng trống thể chế; North (1990) với phân tích thể chế; Marano et al. (2016) với bằng chứng từ phân tích tổng hợp về các biến điều tiết thể chế.</w:t>
-      </w:r>
-    </w:p>
-    <w:bookmarkEnd w:id="32"/>
-    <w:bookmarkStart w:id="33" w:name="Xfb44f2024dccf47e8995eec793f94f6e82c83b5"/>
-    <w:p>
-      <w:pPr>
-        <w:pStyle w:val="Heading4"/>
-      </w:pPr>
-      <w:r>
-        <w:t xml:space="preserve">Đặc điểm nhà quản trị cấp cao (kiểm soát quản trị nội sinh H4)</w:t>
-      </w:r>
-    </w:p>
-    <w:p>
-      <w:pPr>
-        <w:pStyle w:val="FirstParagraph"/>
-      </w:pPr>
-      <w:r>
-        <w:rPr>
-          <w:bCs/>
-          <w:b/>
-        </w:rPr>
-        <w:t xml:space="preserve">Biến kiểm soát</w:t>
-      </w:r>
-      <w:r>
-        <w:t xml:space="preserve">: kinh nghiệm nhà quản trị cấp cao (số năm), học vấn nhà quản trị cấp cao, giới tính nhà quản trị cấp cao (nữ/nam). Ba biến này được đưa vào như nhóm biến kiểm soát quản trị nội sinh, ở dạng số hạng chính nâng mặt bằng hiệu quả, không phải nhân tố điều tiết trọng tâm định hình độ cong của đường quan hệ I-P. Để bảo vệ tính nhân quả thuần khiết của tương tác Thể chế × Công nghệ, các đặc điểm nhà quản trị (kinh nghiệm, học vấn, giới tính) được đưa vào như biến kiểm soát quản trị nội sinh, không phải nhân tố điều tiết trọng tâm của đường cong I-P; ký hiệu H4 được giữ nguyên để tương thích với các bản thảo đồng hành (phân tích Việt Nam, Singapore và Trung Quốc). Số hạng tương tác với FSTS chỉ được báo cáo như chẩn đoán phụ trợ, không phải bằng chứng điều tiết trọng tâm.</w:t>
-      </w:r>
-    </w:p>
-    <w:p>
-      <w:pPr>
-        <w:pStyle w:val="BodyText"/>
-      </w:pPr>
-      <w:r>
-        <w:rPr>
-          <w:bCs/>
-          <w:b/>
-        </w:rPr>
-        <w:t xml:space="preserve">Cơ sở kế thừa</w:t>
-      </w:r>
-      <w:r>
         <w:t xml:space="preserve">: Hambrick và Mason (1984), Hambrick (2007), Hsu et al. (2013), Post và Byron (2015).</w:t>
       </w:r>
     </w:p>
@@ -1051,9 +1906,9 @@
         <w:t xml:space="preserve">: chỉ trong tập con có đủ dữ liệu; nếu thiếu, đưa vào phần kiểm định độ vững chứ không bắt buộc trong mô hình chính.</w:t>
       </w:r>
     </w:p>
-    <w:bookmarkEnd w:id="33"/>
     <w:bookmarkEnd w:id="34"/>
-    <w:bookmarkStart w:id="35" w:name="biến-kiểm-soát"/>
+    <w:bookmarkEnd w:id="35"/>
+    <w:bookmarkStart w:id="36" w:name="biến-kiểm-soát"/>
     <w:p>
       <w:pPr>
         <w:pStyle w:val="Heading3"/>
@@ -1066,6 +1921,12 @@
       <w:pPr>
         <w:pStyle w:val="FirstParagraph"/>
       </w:pPr>
+      <w:r>
+        <w:t xml:space="preserve">Bộ biến kiểm soát chuẩn cho nghiên cứu WBES và kinh doanh quốc tế (Aterido et al., 2011; Ayyagari et al., 2011) gồm:</w:t>
+      </w:r>
+      <w:r>
+        <w:t xml:space="preserve"> </w:t>
+      </w:r>
       <m:oMath>
         <m:r>
           <m:rPr>
@@ -1078,27 +1939,12 @@
         <w:t xml:space="preserve"> </w:t>
       </w:r>
       <w:r>
-        <w:t xml:space="preserve">số lao động, tuổi doanh nghiệp, biến giả sở hữu nước ngoài, biến giả ngành, hiệu ứng cố định quốc gia, hiệu ứng cố định năm.</w:t>
-      </w:r>
-    </w:p>
-    <w:p>
-      <w:pPr>
-        <w:pStyle w:val="BodyText"/>
-      </w:pPr>
-      <w:r>
-        <w:rPr>
-          <w:bCs/>
-          <w:b/>
-        </w:rPr>
-        <w:t xml:space="preserve">Cơ sở kế thừa</w:t>
-      </w:r>
-      <w:r>
-        <w:t xml:space="preserve">: chuẩn trong nghiên cứu WBES và kinh doanh quốc tế (Aterido et al., 2011; Ayyagari et al., 2011).</w:t>
-      </w:r>
-    </w:p>
-    <w:bookmarkEnd w:id="35"/>
+        <w:t xml:space="preserve">số lao động, tuổi doanh nghiệp, biến giả sở hữu nước ngoài, biến giả ngành, hiệu ứng cố định quốc gia, và hiệu ứng cố định năm.</w:t>
+      </w:r>
+    </w:p>
     <w:bookmarkEnd w:id="36"/>
-    <w:bookmarkStart w:id="50" w:name="mô-hình-phân-tích"/>
+    <w:bookmarkEnd w:id="37"/>
+    <w:bookmarkStart w:id="51" w:name="mô-hình-phân-tích"/>
     <w:p>
       <w:pPr>
         <w:pStyle w:val="Heading2"/>
@@ -1107,7 +1953,7 @@
         <w:t xml:space="preserve">3.4 Mô hình phân tích</w:t>
       </w:r>
     </w:p>
-    <w:bookmarkStart w:id="37" w:name="mô-hình-phân-tích-tổng-hợp"/>
+    <w:bookmarkStart w:id="38" w:name="mô-hình-phân-tích-tổng-hợp"/>
     <w:p>
       <w:pPr>
         <w:pStyle w:val="Heading3"/>
@@ -1346,8 +2192,8 @@
         <w:t xml:space="preserve">: chuẩn phân tích tổng hợp trong quản trị chiến lược (Combs et al., 2011; Aguinis et al., 2011).</w:t>
       </w:r>
     </w:p>
-    <w:bookmarkEnd w:id="37"/>
-    <w:bookmarkStart w:id="38" w:name="mô-hình-thực-nghiệm-tuyến-tính-cơ-bản"/>
+    <w:bookmarkEnd w:id="38"/>
+    <w:bookmarkStart w:id="39" w:name="mô-hình-thực-nghiệm-tuyến-tính-cơ-bản"/>
     <w:p>
       <w:pPr>
         <w:pStyle w:val="Heading3"/>
@@ -1535,8 +2381,8 @@
         <w:t xml:space="preserve">là véc-tơ các biến kiểm soát.</w:t>
       </w:r>
     </w:p>
-    <w:bookmarkEnd w:id="38"/>
-    <w:bookmarkStart w:id="39" w:name="mô-hình-phi-tuyến-h1"/>
+    <w:bookmarkEnd w:id="39"/>
+    <w:bookmarkStart w:id="40" w:name="mô-hình-phi-tuyến-h1"/>
     <w:p>
       <w:pPr>
         <w:pStyle w:val="Heading3"/>
@@ -2154,8 +3000,8 @@
         <w:t xml:space="preserve">.</w:t>
       </w:r>
     </w:p>
-    <w:bookmarkEnd w:id="39"/>
-    <w:bookmarkStart w:id="42" w:name="mô-hình-điều-tiết-h2-h6"/>
+    <w:bookmarkEnd w:id="40"/>
+    <w:bookmarkStart w:id="43" w:name="mô-hình-điều-tiết-h2-h6"/>
     <w:p>
       <w:pPr>
         <w:pStyle w:val="Heading3"/>
@@ -2164,7 +3010,7 @@
         <w:t xml:space="preserve">3.4.4 Mô hình điều tiết (H2-H6)</w:t>
       </w:r>
     </w:p>
-    <w:bookmarkStart w:id="40" w:name="tương-tác-hai-chiều-h2-h3"/>
+    <w:bookmarkStart w:id="41" w:name="tương-tác-hai-chiều-h2-h3"/>
     <w:p>
       <w:pPr>
         <w:pStyle w:val="Heading4"/>
@@ -2562,8 +3408,8 @@
         <w:t xml:space="preserve">là biến điều tiết (TCI hoặc DAI).</w:t>
       </w:r>
     </w:p>
-    <w:bookmarkEnd w:id="40"/>
-    <w:bookmarkStart w:id="41" w:name="tương-tác-ba-chiều-tổng-hợp"/>
+    <w:bookmarkEnd w:id="41"/>
+    <w:bookmarkStart w:id="42" w:name="tương-tác-ba-chiều-tổng-hợp"/>
     <w:p>
       <w:pPr>
         <w:pStyle w:val="Heading4"/>
@@ -2947,12 +3793,12 @@
         <w:t xml:space="preserve">Đóng góp mới</w:t>
       </w:r>
       <w:r>
-        <w:t xml:space="preserve">: điều tiết trọng tâm số hóa × thể chế (DAI × ICRV) trong bối cảnh châu Á và Thái Bình Dương với 47 nước chưa được kiểm định trước đây, với đặc điểm nhà quản trị giữ vai trò kiểm soát quản trị nội sinh nhằm bảo vệ tính nhân quả thuần khiết của tương tác Thể chế × Công nghệ.</w:t>
-      </w:r>
-    </w:p>
-    <w:bookmarkEnd w:id="41"/>
+        <w:t xml:space="preserve">: điều tiết trọng tâm số hóa × thể chế (DAI × ICRV) trong bối cảnh châu Á và Thái Bình Dương với 47 nước chưa được kiểm định trước đây, với đặc điểm nhà quản trị giữ vai trò kiểm soát quản trị nội sinh nhằm bảo vệ tính nhân quả riêng phần của tương tác Thể chế × Công nghệ, không bị nhiễu bởi đặc điểm quản trị.</w:t>
+      </w:r>
+    </w:p>
     <w:bookmarkEnd w:id="42"/>
-    <w:bookmarkStart w:id="43" w:name="X1792121fa728e86189eaf569568ca359e99a435"/>
+    <w:bookmarkEnd w:id="43"/>
+    <w:bookmarkStart w:id="44" w:name="X1792121fa728e86189eaf569568ca359e99a435"/>
     <w:p>
       <w:pPr>
         <w:pStyle w:val="Heading3"/>
@@ -3430,8 +4276,8 @@
         <w:t xml:space="preserve">: áp dụng cho Trung Quốc 2012 và 2024 để kiểm định tính ổn định của điểm uốn bậc ba (~47,8% FSTS) sau hơn một thập kỷ chuyển đổi số.</w:t>
       </w:r>
     </w:p>
-    <w:bookmarkEnd w:id="43"/>
-    <w:bookmarkStart w:id="44" w:name="X3ef1c131b29643aac6595f7e8338779440cc96b"/>
+    <w:bookmarkEnd w:id="44"/>
+    <w:bookmarkStart w:id="45" w:name="X3ef1c131b29643aac6595f7e8338779440cc96b"/>
     <w:p>
       <w:pPr>
         <w:pStyle w:val="Heading3"/>
@@ -7424,8 +8270,8 @@
         </w:tc>
       </w:tr>
     </w:tbl>
-    <w:bookmarkEnd w:id="44"/>
-    <w:bookmarkStart w:id="45" w:name="Xee326425775ef5a6cb69bdccb6b7f607df42eb1"/>
+    <w:bookmarkEnd w:id="45"/>
+    <w:bookmarkStart w:id="46" w:name="Xee326425775ef5a6cb69bdccb6b7f607df42eb1"/>
     <w:p>
       <w:pPr>
         <w:pStyle w:val="Heading3"/>
@@ -9112,8 +9958,8 @@
         </w:pict>
       </w:r>
     </w:p>
-    <w:bookmarkEnd w:id="45"/>
-    <w:bookmarkStart w:id="46" w:name="Xd0414c1f445c504fea8a4b83b026b3007745b73"/>
+    <w:bookmarkEnd w:id="46"/>
+    <w:bookmarkStart w:id="47" w:name="Xd0414c1f445c504fea8a4b83b026b3007745b73"/>
     <w:p>
       <w:pPr>
         <w:pStyle w:val="Heading3"/>
@@ -11003,8 +11849,8 @@
         </w:pict>
       </w:r>
     </w:p>
-    <w:bookmarkEnd w:id="46"/>
-    <w:bookmarkStart w:id="47" w:name="Xd8f33be7e9e46903e9ff029f9f6c3cbb70a75e5"/>
+    <w:bookmarkEnd w:id="47"/>
+    <w:bookmarkStart w:id="48" w:name="Xd8f33be7e9e46903e9ff029f9f6c3cbb70a75e5"/>
     <w:p>
       <w:pPr>
         <w:pStyle w:val="Heading3"/>
@@ -15896,8 +16742,8 @@
         </w:pict>
       </w:r>
     </w:p>
-    <w:bookmarkEnd w:id="47"/>
-    <w:bookmarkStart w:id="48" w:name="X86c32e628f75359e777376950436514c3a68c92"/>
+    <w:bookmarkEnd w:id="48"/>
+    <w:bookmarkStart w:id="49" w:name="X86c32e628f75359e777376950436514c3a68c92"/>
     <w:p>
       <w:pPr>
         <w:pStyle w:val="Heading3"/>
@@ -19096,8 +19942,8 @@
         </w:pict>
       </w:r>
     </w:p>
-    <w:bookmarkEnd w:id="48"/>
-    <w:bookmarkStart w:id="49" w:name="sai-số-chuẩn"/>
+    <w:bookmarkEnd w:id="49"/>
+    <w:bookmarkStart w:id="50" w:name="sai-số-chuẩn"/>
     <w:p>
       <w:pPr>
         <w:pStyle w:val="Heading3"/>
@@ -19114,9 +19960,9 @@
         <w:t xml:space="preserve">Tất cả các mô hình đều sử dụng sai số chuẩn vững HC1/HC3 (Long &amp; Ervin, 2000; White, 1980) để xử lý phương sai sai số thay đổi. Đối với mẫu đa quốc gia, bổ sung sai số chuẩn gom cụm theo quốc gia.</w:t>
       </w:r>
     </w:p>
-    <w:bookmarkEnd w:id="49"/>
     <w:bookmarkEnd w:id="50"/>
-    <w:bookmarkStart w:id="56" w:name="kiểm-định-độ-vững"/>
+    <w:bookmarkEnd w:id="51"/>
+    <w:bookmarkStart w:id="57" w:name="kiểm-định-độ-vững"/>
     <w:p>
       <w:pPr>
         <w:pStyle w:val="Heading2"/>
@@ -19125,7 +19971,7 @@
         <w:t xml:space="preserve">3.5 Kiểm định độ vững</w:t>
       </w:r>
     </w:p>
-    <w:bookmarkStart w:id="51" w:name="thay-đổi-thước-đo"/>
+    <w:bookmarkStart w:id="52" w:name="thay-đổi-thước-đo"/>
     <w:p>
       <w:pPr>
         <w:pStyle w:val="Heading3"/>
@@ -19203,8 +20049,8 @@
         <w:t xml:space="preserve">Biến điều tiết: thay DAI_thin bằng DAI_rich (cho tập con 2024+).</w:t>
       </w:r>
     </w:p>
-    <w:bookmarkEnd w:id="51"/>
-    <w:bookmarkStart w:id="52" w:name="mẫu-phụ"/>
+    <w:bookmarkEnd w:id="52"/>
+    <w:bookmarkStart w:id="53" w:name="mẫu-phụ"/>
     <w:p>
       <w:pPr>
         <w:pStyle w:val="Heading3"/>
@@ -19221,8 +20067,8 @@
         <w:t xml:space="preserve">Loại trừ doanh nghiệp siêu nhỏ (&lt;5 lao động); chỉ giữ doanh nghiệp nhỏ và vừa; chỉ giữ doanh nghiệp chế tạo; chỉ giữ doanh nghiệp xuất khẩu (FSTS &gt; 0); phân nhóm theo 6 chế độ con ICRV.</w:t>
       </w:r>
     </w:p>
-    <w:bookmarkEnd w:id="52"/>
-    <w:bookmarkStart w:id="53" w:name="giá-trị-ngoại-lai"/>
+    <w:bookmarkEnd w:id="53"/>
+    <w:bookmarkStart w:id="54" w:name="giá-trị-ngoại-lai"/>
     <w:p>
       <w:pPr>
         <w:pStyle w:val="Heading3"/>
@@ -19239,8 +20085,8 @@
         <w:t xml:space="preserve">Winsor hóa 1% và 5% đối với năng suất lao động và số lao động, áp dụng trong từng quốc gia–năm.</w:t>
       </w:r>
     </w:p>
-    <w:bookmarkEnd w:id="53"/>
-    <w:bookmarkStart w:id="54" w:name="X400e0fe427e9f70ef210c661bf4ce66446e4657"/>
+    <w:bookmarkEnd w:id="54"/>
+    <w:bookmarkStart w:id="55" w:name="X400e0fe427e9f70ef210c661bf4ce66446e4657"/>
     <w:p>
       <w:pPr>
         <w:pStyle w:val="Heading3"/>
@@ -19273,8 +20119,8 @@
         <w:t xml:space="preserve">Kiểm định Breusch-Pagan (Breusch &amp; Pagan, 1979).</w:t>
       </w:r>
     </w:p>
-    <w:bookmarkEnd w:id="54"/>
-    <w:bookmarkStart w:id="55" w:name="phân-tích-độ-nhạy-cho-phân-tích-tổng-hợp"/>
+    <w:bookmarkEnd w:id="55"/>
+    <w:bookmarkStart w:id="56" w:name="phân-tích-độ-nhạy-cho-phân-tích-tổng-hợp"/>
     <w:p>
       <w:pPr>
         <w:pStyle w:val="Heading3"/>
@@ -19307,9 +20153,9 @@
         <w:t xml:space="preserve">Trim-and-fill (Duval &amp; Tweedie, 2000) cho thiên lệch công bố.</w:t>
       </w:r>
     </w:p>
-    <w:bookmarkEnd w:id="55"/>
     <w:bookmarkEnd w:id="56"/>
-    <w:bookmarkStart w:id="57" w:name="X364413cac58bd17313d22102f22dd0d12fe1063"/>
+    <w:bookmarkEnd w:id="57"/>
+    <w:bookmarkStart w:id="58" w:name="X364413cac58bd17313d22102f22dd0d12fe1063"/>
     <w:p>
       <w:pPr>
         <w:pStyle w:val="Heading2"/>
@@ -19870,8 +20716,8 @@
         </w:tc>
       </w:tr>
     </w:tbl>
-    <w:bookmarkEnd w:id="57"/>
-    <w:bookmarkStart w:id="58" w:name="đạo-đức-nghiên-cứu"/>
+    <w:bookmarkEnd w:id="58"/>
+    <w:bookmarkStart w:id="59" w:name="đạo-đức-nghiên-cứu"/>
     <w:p>
       <w:pPr>
         <w:pStyle w:val="Heading2"/>
@@ -19888,7 +20734,7 @@
         <w:t xml:space="preserve">Luận án sử dụng dữ liệu thứ cấp từ WBES, bộ dữ liệu công khai được Ngân hàng Thế giới cung cấp miễn phí cho mục đích nghiên cứu (World Bank, n.d.). Tất cả các trích dẫn theo chuẩn APA 7th để ghi nhận đầy đủ công sức của các tác giả trước, tránh đạo văn. Mã nguồn và dữ liệu phân tích được lưu trữ trên các nhánh chuyên biệt của kho lưu trữ để bảo đảm khả năng tái lập kết quả.</w:t>
       </w:r>
     </w:p>
-    <w:bookmarkEnd w:id="58"/>
+    <w:bookmarkEnd w:id="59"/>
     <w:sectPr>
       <w:pgSz w:h="16838" w:w="11906"/>
       <w:pgMar w:bottom="1134" w:left="1701" w:right="1134" w:top="1134"/>

--- a/dist/SUBMISSION_FINAL/Thesis_LuanAn/chuong_3_phuong_phap.docx
+++ b/dist/SUBMISSION_FINAL/Thesis_LuanAn/chuong_3_phuong_phap.docx
@@ -421,7 +421,7 @@
         <w:t xml:space="preserve"> </w:t>
       </w:r>
       <w:r>
-        <w:t xml:space="preserve">chứ không thay thế phán đoán của nhà nghiên cứu — nguyên lý</w:t>
+        <w:t xml:space="preserve">chứ không thay thế phán đoán của nhà nghiên cứu, nguyên lý</w:t>
       </w:r>
       <w:r>
         <w:t xml:space="preserve"> </w:t>
@@ -465,10 +465,7 @@
         <w:t xml:space="preserve">Bản nháp tự động</w:t>
       </w:r>
       <w:r>
-        <w:t xml:space="preserve"> </w:t>
-      </w:r>
-      <w:r>
-        <w:t xml:space="preserve">— một mô hình ngôn ngữ lớn (xem Supplement S-MAIDA cho cấu hình mô hình, prompt template và phiên bản) hoặc bộ quy tắc biểu thức chính quy đọc PDF nguồn và đề xuất bản nháp gồm cỡ mẫu</w:t>
+        <w:t xml:space="preserve">, một mô hình ngôn ngữ lớn (xem Supplement S-MAIDA cho cấu hình mô hình, prompt template và phiên bản) hoặc bộ quy tắc biểu thức chính quy đọc PDF nguồn và đề xuất bản nháp gồm cỡ mẫu</w:t>
       </w:r>
       <w:r>
         <w:t xml:space="preserve"> </w:t>
@@ -536,10 +533,7 @@
         <w:t xml:space="preserve">Rà soát thủ công</w:t>
       </w:r>
       <w:r>
-        <w:t xml:space="preserve"> </w:t>
-      </w:r>
-      <w:r>
-        <w:t xml:space="preserve">— nghiên cứu sinh đối chiếu từng đại lượng với PDF nguồn, hiệu chỉnh nếu cần và xác nhận; mọi sửa đổi được ghi vết. (3)</w:t>
+        <w:t xml:space="preserve">, nghiên cứu sinh đối chiếu từng đại lượng với PDF nguồn, hiệu chỉnh nếu cần và xác nhận; mọi sửa đổi được ghi vết. (3)</w:t>
       </w:r>
       <w:r>
         <w:t xml:space="preserve"> </w:t>
@@ -552,10 +546,7 @@
         <w:t xml:space="preserve">Khóa bản ghi</w:t>
       </w:r>
       <w:r>
-        <w:t xml:space="preserve"> </w:t>
-      </w:r>
-      <w:r>
-        <w:t xml:space="preserve">— sau xác nhận, bản ghi được khóa kèm dấu thời gian, tạo vết kiểm toán cho từng quyết định trích xuất. Vai trò của tự động hóa là rút ngắn thời gian; trách nhiệm cuối cùng về tính hợp lệ của mỗi số liệu vẫn thuộc về nghiên cứu sinh, do đó kết luận phân tích tổng hợp không phụ thuộc vào mức độ tự động hóa của bước nháp.</w:t>
+        <w:t xml:space="preserve">, sau xác nhận, bản ghi được khóa kèm dấu thời gian, tạo vết kiểm toán cho từng quyết định trích xuất. Vai trò của tự động hóa là rút ngắn thời gian; trách nhiệm cuối cùng về tính hợp lệ của mỗi số liệu vẫn thuộc về nghiên cứu sinh, do đó kết luận phân tích tổng hợp không phụ thuộc vào mức độ tự động hóa của bước nháp.</w:t>
       </w:r>
     </w:p>
     <w:p>
@@ -1808,7 +1799,7 @@
         <w:t xml:space="preserve">Đóng góp mới</w:t>
       </w:r>
       <w:r>
-        <w:t xml:space="preserve">: Quy trình hòa hợp đo lường trong bối cảnh WBES bảo đảm tính thuần nhất khái niệm ở 47 nền kinh tế châu Á và Thái Bình Dương sau khi hòa hợp ba thế hệ lược đồ dữ liệu. Cơ sở phân tách TCI và DAI là sự khác biệt về bản chất của hai khái niệm: năng lực công nghệ (TCI) phản ánh chiều sâu năng lực nội tại của doanh nghiệp, gần với truyền thống năng lực hấp thụ (Cohen &amp; Levinthal, 1990; Lall, 1992), trong khi áp dụng số (DAI) phản ánh mức độ triển khai công cụ số ở giao diện ngoại tại theo phân tầng ba cấp của Verhoef et al. (2021). Cách phân tách này nhất quán với phân biệt khái niệm giữa năng lực CNTT và chiến lược kinh doanh số (Bharadwaj et al., 2013), với logic điều phối nguồn lực cho quan hệ I-P (Bhandari et al., 2023), và với bốn tiêu chí xây dựng chỉ số tổng hợp dạng cấu thành (Coltman et al., 2008) — bảo đảm TCI và DAI là hai chỉ số tổng hợp độc lập.</w:t>
+        <w:t xml:space="preserve">: Quy trình hòa hợp đo lường trong bối cảnh WBES bảo đảm tính thuần nhất khái niệm ở 47 nền kinh tế châu Á và Thái Bình Dương sau khi hòa hợp ba thế hệ lược đồ dữ liệu. Cơ sở phân tách TCI và DAI là sự khác biệt về bản chất của hai khái niệm: năng lực công nghệ (TCI) phản ánh chiều sâu năng lực nội tại của doanh nghiệp, gần với truyền thống năng lực hấp thụ (Cohen &amp; Levinthal, 1990; Lall, 1992), trong khi áp dụng số (DAI) phản ánh mức độ triển khai công cụ số ở giao diện ngoại tại theo phân tầng ba cấp của Verhoef et al. (2021). Cách phân tách này nhất quán với phân biệt khái niệm giữa năng lực CNTT và chiến lược kinh doanh số (Bharadwaj et al., 2013), với logic điều phối nguồn lực cho quan hệ I-P (Bhandari et al., 2023), và với bốn tiêu chí xây dựng chỉ số tổng hợp dạng cấu thành (Coltman et al., 2008), bảo đảm TCI và DAI là hai chỉ số tổng hợp độc lập.</w:t>
       </w:r>
     </w:p>
     <w:bookmarkEnd w:id="32"/>
@@ -16783,7 +16774,7 @@
           <w:bCs/>
           <w:b/>
         </w:rPr>
-        <w:t xml:space="preserve">9 nền kinh tế quốc đảo nhỏ Thái Bình Dương (Pacific SIDS)</w:t>
+        <w:t xml:space="preserve">9 nền kinh tế quốc đảo nhỏ Thái Bình Dương (Pacific and Indian Ocean SIDS)</w:t>
       </w:r>
       <w:r>
         <w:t xml:space="preserve"> </w:t>
@@ -19203,7 +19194,7 @@
               <w:jc w:val="left"/>
             </w:pPr>
             <w:r>
-              <w:t xml:space="preserve">&lt; ,001</w:t>
+              <w:t xml:space="preserve">&lt;,001</w:t>
             </w:r>
           </w:p>
         </w:tc>
@@ -19253,7 +19244,7 @@
               <w:jc w:val="left"/>
             </w:pPr>
             <w:r>
-              <w:t xml:space="preserve">&lt; ,001</w:t>
+              <w:t xml:space="preserve">&lt;,001</w:t>
             </w:r>
           </w:p>
         </w:tc>

--- a/dist/SUBMISSION_FINAL/Thesis_LuanAn/chuong_3_phuong_phap.docx
+++ b/dist/SUBMISSION_FINAL/Thesis_LuanAn/chuong_3_phuong_phap.docx
@@ -21085,7 +21085,7 @@
     <w:qFormat/>
     <w:pPr>
       <w:ind w:firstLine="567"/>
-      <w:spacing w:line="360" w:lineRule="auto"/>
+      <w:spacing w:line="288" w:lineRule="auto"/>
       <w:jc w:val="both"/>
     </w:pPr>
     <w:rPr>
@@ -21099,7 +21099,7 @@
     <w:basedOn w:val="Normal"/>
     <w:link w:val="BodyTextChar"/>
     <w:pPr>
-      <w:spacing w:after="180" w:before="180" w:line="360" w:lineRule="auto"/>
+      <w:spacing w:after="180" w:before="180" w:line="288" w:lineRule="auto"/>
       <w:jc w:val="both"/>
     </w:pPr>
     <w:qFormat/>
@@ -21115,7 +21115,7 @@
     <w:next w:val="BodyText"/>
     <w:qFormat/>
     <w:pPr>
-      <w:spacing w:line="360" w:lineRule="auto"/>
+      <w:spacing w:line="288" w:lineRule="auto"/>
       <w:jc w:val="both"/>
     </w:pPr>
     <w:rPr>
@@ -21129,7 +21129,7 @@
     <w:basedOn w:val="BodyText"/>
     <w:qFormat/>
     <w:pPr>
-      <w:spacing w:after="36" w:before="36" w:line="360" w:lineRule="auto"/>
+      <w:spacing w:after="36" w:before="36" w:line="288" w:lineRule="auto"/>
       <w:jc w:val="both"/>
     </w:pPr>
     <w:rPr>
@@ -21146,7 +21146,7 @@
     <w:pPr>
       <w:keepNext/>
       <w:keepLines/>
-      <w:spacing w:after="240" w:before="480" w:line="360" w:lineRule="auto"/>
+      <w:spacing w:after="240" w:before="480" w:line="288" w:lineRule="auto"/>
       <w:jc w:val="both"/>
     </w:pPr>
     <w:rPr>
@@ -21166,7 +21166,7 @@
     <w:pPr>
       <w:keepNext/>
       <w:keepLines/>
-      <w:spacing w:after="240" w:before="240" w:line="360" w:lineRule="auto"/>
+      <w:spacing w:after="240" w:before="240" w:line="288" w:lineRule="auto"/>
       <w:jc w:val="both"/>
     </w:pPr>
     <w:rPr>
@@ -21183,7 +21183,7 @@
     <w:pPr>
       <w:keepNext/>
       <w:keepLines/>
-      <w:spacing w:line="360" w:lineRule="auto"/>
+      <w:spacing w:line="288" w:lineRule="auto"/>
       <w:jc w:val="both"/>
     </w:pPr>
     <w:rPr>
@@ -21199,7 +21199,7 @@
     <w:pPr>
       <w:keepNext/>
       <w:keepLines/>
-      <w:spacing w:line="360" w:lineRule="auto"/>
+      <w:spacing w:line="288" w:lineRule="auto"/>
       <w:jc w:val="both"/>
     </w:pPr>
     <w:rPr>
@@ -21217,7 +21217,7 @@
       <w:keepNext/>
       <w:keepLines/>
       <w:jc w:val="both"/>
-      <w:spacing w:after="0" w:before="300" w:line="360" w:lineRule="auto"/>
+      <w:spacing w:after="0" w:before="300" w:line="288" w:lineRule="auto"/>
     </w:pPr>
     <w:rPr>
       <w:color w:val="000000"/>
@@ -21235,7 +21235,7 @@
     <w:pPr>
       <w:keepNext/>
       <w:keepLines/>
-      <w:spacing w:after="300" w:before="100" w:line="360" w:lineRule="auto"/>
+      <w:spacing w:after="300" w:before="100" w:line="288" w:lineRule="auto"/>
       <w:jc w:val="both"/>
     </w:pPr>
     <w:rPr>
@@ -21251,7 +21251,7 @@
     <w:next w:val="Bibliography"/>
     <w:qFormat/>
     <w:pPr>
-      <w:spacing w:line="360" w:lineRule="auto"/>
+      <w:spacing w:line="288" w:lineRule="auto"/>
       <w:jc w:val="both"/>
     </w:pPr>
     <w:rPr>
@@ -21269,7 +21269,7 @@
     <w:pPr>
       <w:keepNext/>
       <w:keepLines/>
-      <w:spacing w:after="0" w:before="480" w:line="360" w:lineRule="auto"/>
+      <w:spacing w:after="0" w:before="480" w:line="288" w:lineRule="auto"/>
       <w:jc w:val="center"/>
       <w:outlineLvl w:val="0"/>
     </w:pPr>
@@ -21278,7 +21278,7 @@
       <w:b/>
       <w:bCs/>
       <w:color w:val="000000"/>
-      <w:sz w:val="32"/>
+      <w:sz w:val="28"/>
       <w:szCs w:val="32"/>
     </w:rPr>
   </w:style>
@@ -21292,7 +21292,7 @@
     <w:pPr>
       <w:keepNext/>
       <w:keepLines/>
-      <w:spacing w:after="0" w:before="200" w:line="360" w:lineRule="auto"/>
+      <w:spacing w:after="0" w:before="200" w:line="288" w:lineRule="auto"/>
       <w:jc w:val="both"/>
       <w:outlineLvl w:val="1"/>
     </w:pPr>
@@ -21301,7 +21301,7 @@
       <w:b/>
       <w:bCs/>
       <w:color w:val="000000"/>
-      <w:sz w:val="28"/>
+      <w:sz w:val="26"/>
       <w:szCs w:val="28"/>
     </w:rPr>
   </w:style>
@@ -21315,7 +21315,7 @@
     <w:pPr>
       <w:keepNext/>
       <w:keepLines/>
-      <w:spacing w:after="0" w:before="200" w:line="360" w:lineRule="auto"/>
+      <w:spacing w:after="0" w:before="200" w:line="288" w:lineRule="auto"/>
       <w:jc w:val="both"/>
       <w:outlineLvl w:val="2"/>
     </w:pPr>
@@ -21338,7 +21338,7 @@
     <w:pPr>
       <w:keepNext/>
       <w:keepLines/>
-      <w:spacing w:after="0" w:before="200" w:line="360" w:lineRule="auto"/>
+      <w:spacing w:after="0" w:before="200" w:line="288" w:lineRule="auto"/>
       <w:jc w:val="both"/>
       <w:outlineLvl w:val="3"/>
     </w:pPr>
@@ -21361,7 +21361,7 @@
     <w:pPr>
       <w:keepNext/>
       <w:keepLines/>
-      <w:spacing w:after="0" w:before="200" w:line="360" w:lineRule="auto"/>
+      <w:spacing w:after="0" w:before="200" w:line="288" w:lineRule="auto"/>
       <w:jc w:val="both"/>
       <w:outlineLvl w:val="4"/>
     </w:pPr>
@@ -21383,7 +21383,7 @@
     <w:pPr>
       <w:keepNext/>
       <w:keepLines/>
-      <w:spacing w:after="0" w:before="200" w:line="360" w:lineRule="auto"/>
+      <w:spacing w:after="0" w:before="200" w:line="288" w:lineRule="auto"/>
       <w:jc w:val="both"/>
       <w:outlineLvl w:val="5"/>
     </w:pPr>
@@ -21404,7 +21404,7 @@
     <w:pPr>
       <w:keepNext/>
       <w:keepLines/>
-      <w:spacing w:after="0" w:before="200" w:line="360" w:lineRule="auto"/>
+      <w:spacing w:after="0" w:before="200" w:line="288" w:lineRule="auto"/>
       <w:jc w:val="both"/>
       <w:outlineLvl w:val="6"/>
     </w:pPr>
@@ -21425,7 +21425,7 @@
     <w:pPr>
       <w:keepNext/>
       <w:keepLines/>
-      <w:spacing w:after="0" w:before="200" w:line="360" w:lineRule="auto"/>
+      <w:spacing w:after="0" w:before="200" w:line="288" w:lineRule="auto"/>
       <w:jc w:val="both"/>
       <w:outlineLvl w:val="7"/>
     </w:pPr>
@@ -21446,7 +21446,7 @@
     <w:pPr>
       <w:keepNext/>
       <w:keepLines/>
-      <w:spacing w:after="0" w:before="200" w:line="360" w:lineRule="auto"/>
+      <w:spacing w:after="0" w:before="200" w:line="288" w:lineRule="auto"/>
       <w:jc w:val="both"/>
       <w:outlineLvl w:val="8"/>
     </w:pPr>
@@ -21465,7 +21465,7 @@
     <w:unhideWhenUsed/>
     <w:qFormat/>
     <w:pPr>
-      <w:spacing w:after="100" w:before="100" w:line="360" w:lineRule="auto"/>
+      <w:spacing w:after="100" w:before="100" w:line="288" w:lineRule="auto"/>
       <w:ind w:firstLine="0" w:left="480" w:right="480"/>
       <w:jc w:val="both"/>
     </w:pPr>
@@ -21483,7 +21483,7 @@
     <w:unhideWhenUsed/>
     <w:qFormat/>
     <w:pPr>
-      <w:spacing w:line="360" w:lineRule="auto"/>
+      <w:spacing w:line="288" w:lineRule="auto"/>
       <w:jc w:val="both"/>
     </w:pPr>
     <w:rPr>
@@ -21509,7 +21509,7 @@
     <w:unhideWhenUsed/>
     <w:qFormat/>
     <w:pPr>
-      <w:spacing w:line="360" w:lineRule="auto"/>
+      <w:spacing w:line="288" w:lineRule="auto"/>
       <w:jc w:val="both"/>
     </w:pPr>
     <w:rPr>
@@ -21549,7 +21549,7 @@
     <w:pPr>
       <w:keepNext/>
       <w:keepLines/>
-      <w:spacing w:after="0" w:line="360" w:lineRule="auto"/>
+      <w:spacing w:after="0" w:line="288" w:lineRule="auto"/>
       <w:jc w:val="both"/>
     </w:pPr>
     <w:rPr>
@@ -21563,7 +21563,7 @@
     <w:name w:val="Definition"/>
     <w:basedOn w:val="Normal"/>
     <w:pPr>
-      <w:spacing w:line="360" w:lineRule="auto"/>
+      <w:spacing w:line="288" w:lineRule="auto"/>
       <w:jc w:val="both"/>
     </w:pPr>
     <w:rPr>
@@ -21577,7 +21577,7 @@
     <w:basedOn w:val="Normal"/>
     <w:link w:val="BodyTextChar"/>
     <w:pPr>
-      <w:spacing w:after="120" w:before="0" w:line="360" w:lineRule="auto"/>
+      <w:spacing w:after="120" w:before="0" w:line="288" w:lineRule="auto"/>
       <w:jc w:val="both"/>
     </w:pPr>
     <w:rPr>
@@ -21592,7 +21592,7 @@
     <w:basedOn w:val="Caption"/>
     <w:pPr>
       <w:keepNext/>
-      <w:spacing w:line="360" w:lineRule="auto"/>
+      <w:spacing w:line="288" w:lineRule="auto"/>
       <w:jc w:val="both"/>
     </w:pPr>
     <w:rPr>
@@ -21605,7 +21605,7 @@
     <w:name w:val="Image Caption"/>
     <w:basedOn w:val="Caption"/>
     <w:pPr>
-      <w:spacing w:line="360" w:lineRule="auto"/>
+      <w:spacing w:line="288" w:lineRule="auto"/>
       <w:jc w:val="both"/>
     </w:pPr>
     <w:rPr>
@@ -21618,7 +21618,7 @@
     <w:name w:val="Figure"/>
     <w:basedOn w:val="Normal"/>
     <w:pPr>
-      <w:spacing w:line="360" w:lineRule="auto"/>
+      <w:spacing w:line="288" w:lineRule="auto"/>
       <w:jc w:val="both"/>
     </w:pPr>
     <w:rPr>
@@ -21632,7 +21632,7 @@
     <w:basedOn w:val="Figure"/>
     <w:pPr>
       <w:keepNext/>
-      <w:spacing w:line="360" w:lineRule="auto"/>
+      <w:spacing w:line="288" w:lineRule="auto"/>
       <w:jc w:val="both"/>
     </w:pPr>
     <w:rPr>
@@ -21696,7 +21696,7 @@
     <w:unhideWhenUsed/>
     <w:qFormat/>
     <w:pPr>
-      <w:spacing w:before="240" w:line="360" w:lineRule="auto"/>
+      <w:spacing w:before="240" w:line="288" w:lineRule="auto"/>
       <w:jc w:val="both"/>
       <w:outlineLvl w:val="9"/>
     </w:pPr>
